--- a/resumes/finance-resume.docx
+++ b/resumes/finance-resume.docx
@@ -9,20 +9,20 @@
         <w:tblLook w:firstColumn="1" w:firstRow="1" w:lastColumn="0" w:lastRow="0" w:noHBand="0" w:noVBand="1" w:val="04A0"/>
       </w:tblPr>
       <w:tblGrid>
-        <w:gridCol w:w="1587"/>
-        <w:gridCol w:w="5669"/>
-        <w:gridCol w:w="1361"/>
+        <w:gridCol w:w="2000"/>
+        <w:gridCol w:w="6606"/>
+        <w:gridCol w:w="1600"/>
       </w:tblGrid>
       <w:tr>
         <w:tc>
           <w:tcPr>
-            <w:tcW w:type="dxa" w:w="3513"/>
+            <w:tcW w:type="dxa" w:w="2000"/>
           </w:tcPr>
           <w:p>
             <w:r>
               <w:drawing>
                 <wp:inline xmlns:a="http://schemas.openxmlformats.org/drawingml/2006/main" xmlns:pic="http://schemas.openxmlformats.org/drawingml/2006/picture">
-                  <wp:extent cx="900000" cy="1310789"/>
+                  <wp:extent cx="900000" cy="1260000"/>
                   <wp:docPr id="1" name="Picture 1"/>
                   <wp:cNvGraphicFramePr>
                     <a:graphicFrameLocks noChangeAspect="1"/>
@@ -43,7 +43,7 @@
                         <pic:spPr>
                           <a:xfrm>
                             <a:off x="0" y="0"/>
-                            <a:ext cx="900000" cy="1310789"/>
+                            <a:ext cx="900000" cy="1260000"/>
                           </a:xfrm>
                           <a:prstGeom prst="rect"/>
                         </pic:spPr>
@@ -57,7 +57,7 @@
         </w:tc>
         <w:tc>
           <w:tcPr>
-            <w:tcW w:type="dxa" w:w="3513"/>
+            <w:tcW w:type="dxa" w:w="6606"/>
           </w:tcPr>
           <w:p>
             <w:r>
@@ -138,7 +138,7 @@
         </w:tc>
         <w:tc>
           <w:tcPr>
-            <w:tcW w:type="dxa" w:w="3513"/>
+            <w:tcW w:type="dxa" w:w="1600"/>
           </w:tcPr>
           <w:p>
             <w:pPr>
@@ -232,7 +232,7 @@
           <w:b/>
           <w:sz w:val="21"/>
         </w:rPr>
-        <w:t>证券分析师助理 · 国盛证券股份有限公司</w:t>
+        <w:t>会计实习生 · 上海沪中会计师事务所</w:t>
       </w:r>
     </w:p>
     <w:p>
@@ -244,7 +244,7 @@
           <w:color w:val="888888"/>
           <w:sz w:val="18"/>
         </w:rPr>
-        <w:t>2025.08 - 2025.12</w:t>
+        <w:t>2026.09 - 2026.12</w:t>
       </w:r>
     </w:p>
     <w:p>
@@ -263,7 +263,7 @@
         <w:rPr>
           <w:sz w:val="19"/>
         </w:rPr>
-        <w:t>财务分析：协助分析上市公司财务报表，梳理三张表的勾稽关系，初步识别财务数据异常，参与撰写 3 份消费服务行业深度报告，核心观点被纳入组内投资参考</w:t>
+        <w:t>审计程序：参与企业年度审计及专项审计项目，负责货币资金、往来款项等科目的实质性程序，完成凭证抽查、银行函证、余额核对及底稿编制</w:t>
       </w:r>
     </w:p>
     <w:p>
@@ -282,7 +282,88 @@
         <w:rPr>
           <w:sz w:val="19"/>
         </w:rPr>
-        <w:t>经营数据监测：搭建门店经营数据动态监测系统（Excel Power Query + 数据透视表），追踪百胜中国、九毛九华东区域门店运营效率，识别库存周转慢、人效分化等成本与效率问题，为配货与排班优化提供数据支撑</w:t>
+        <w:t>合规审查：负责企业项目申报材料的合规性审查，核对合同、发票、验收材料与账务记录的一致性，识别并纠正材料与账面不符的问题，推动企业补充完善支撑材料</w:t>
+      </w:r>
+    </w:p>
+    <w:p>
+      <w:pPr>
+        <w:spacing w:after="20" w:line="264" w:lineRule="auto"/>
+      </w:pPr>
+      <w:r>
+        <w:rPr>
+          <w:b/>
+          <w:color w:val="888888"/>
+          <w:sz w:val="19"/>
+        </w:rPr>
+        <w:t xml:space="preserve">· </w:t>
+      </w:r>
+      <w:r>
+        <w:rPr>
+          <w:sz w:val="19"/>
+        </w:rPr>
+        <w:t>底稿归档：协助项目经理执行审计调整与试算平衡，按审计准则归档工作底稿，确保项目按期出具审计报告</w:t>
+      </w:r>
+    </w:p>
+    <w:p>
+      <w:pPr>
+        <w:spacing w:after="0"/>
+      </w:pPr>
+      <w:r>
+        <w:rPr>
+          <w:b/>
+          <w:sz w:val="21"/>
+        </w:rPr>
+        <w:t>产业调研与项目评估 · 上海市经济和信息化委员会</w:t>
+      </w:r>
+    </w:p>
+    <w:p>
+      <w:pPr>
+        <w:spacing w:after="20"/>
+      </w:pPr>
+      <w:r>
+        <w:rPr>
+          <w:color w:val="888888"/>
+          <w:sz w:val="18"/>
+        </w:rPr>
+        <w:t>2026.03 - 2026.07</w:t>
+      </w:r>
+    </w:p>
+    <w:p>
+      <w:pPr>
+        <w:spacing w:after="20" w:line="264" w:lineRule="auto"/>
+      </w:pPr>
+      <w:r>
+        <w:rPr>
+          <w:b/>
+          <w:color w:val="888888"/>
+          <w:sz w:val="19"/>
+        </w:rPr>
+        <w:t xml:space="preserve">· </w:t>
+      </w:r>
+      <w:r>
+        <w:rPr>
+          <w:sz w:val="19"/>
+        </w:rPr>
+        <w:t>财务数据审核：参与 20+ 场智能制造项目评审，审核企业申报材料中的财务数据，核查营收、研发投入等核心指标的真实性，识别资质不全、证明链缺失、数据不一致等 3 类高频风险</w:t>
+      </w:r>
+    </w:p>
+    <w:p>
+      <w:pPr>
+        <w:spacing w:after="20" w:line="264" w:lineRule="auto"/>
+      </w:pPr>
+      <w:r>
+        <w:rPr>
+          <w:b/>
+          <w:color w:val="888888"/>
+          <w:sz w:val="19"/>
+        </w:rPr>
+        <w:t xml:space="preserve">· </w:t>
+      </w:r>
+      <w:r>
+        <w:rPr>
+          <w:sz w:val="19"/>
+        </w:rPr>
+        <w:t>风控支持：实地走访 15+ 家新能源及高端装备企业，梳理财务与经营数据，识别数据孤岛与核算口径问题，撰写 3 篇调研报告提交产业处，优化审核清单后项目通过率提升至 95%</w:t>
       </w:r>
     </w:p>
     <w:p>
@@ -325,7 +406,7 @@
         <w:rPr>
           <w:sz w:val="19"/>
         </w:rPr>
-        <w:t>数据管理：统筹企业新型学徒制培训项目数据管理，覆盖 7 个班级、21 个部门 3,500+ 条积点数据，建立数据台账并交叉校验</w:t>
+        <w:t>费用核算：负责企业新型学徒制培训费用数据核对与台账管理，交叉校验覆盖 7 个培养班级、21 个部门 3,500+ 条积点数据，确保费用台账准确无误</w:t>
       </w:r>
     </w:p>
     <w:p>
@@ -356,7 +437,7 @@
           <w:b/>
           <w:sz w:val="21"/>
         </w:rPr>
-        <w:t>产业调研与项目评估 · 上海市经济和信息化委员会</w:t>
+        <w:t>证券分析师助理 · 国盛证券股份有限公司</w:t>
       </w:r>
     </w:p>
     <w:p>
@@ -368,7 +449,7 @@
           <w:color w:val="888888"/>
           <w:sz w:val="18"/>
         </w:rPr>
-        <w:t>2026.03 - 2026.07</w:t>
+        <w:t>2025.08 - 2025.12</w:t>
       </w:r>
     </w:p>
     <w:p>
@@ -387,7 +468,7 @@
         <w:rPr>
           <w:sz w:val="19"/>
         </w:rPr>
-        <w:t>财务数据审核：参与 20+ 场智能制造项目评审，协助审核企业申报材料中的财务数据，核对营收、研发投入等核心指标，关注资质不全、证明链缺失、数据不一致等问题</w:t>
+        <w:t>财务分析：分析上市公司财务报表，梳理资产负债表、利润表、现金流量表三张表的勾稽关系，识别经营风险与财务异常，独立完成 3 份消费服务行业深度报告，核心观点被纳入组内投资参考</w:t>
       </w:r>
     </w:p>
     <w:p>
@@ -406,7 +487,280 @@
         <w:rPr>
           <w:sz w:val="19"/>
         </w:rPr>
-        <w:t>风控支持：实地走访 15+ 家新能源及高端装备企业，梳理财务与经营数据，识别数据孤岛与核算口径问题，撰写 3 篇调研报告提交产业处，优化审核清单后项目通过率提升至 95%</w:t>
+        <w:t>经营数据监测：搭建门店经营数据动态监测系统（Excel Power Query + 数据透视表），追踪百胜中国、九毛九华东区域门店运营效率，识别库存周转慢、人效分化等成本与效率问题，为配货与排班优化提供数据支撑</w:t>
+      </w:r>
+    </w:p>
+    <w:p>
+      <w:pPr>
+        <w:spacing w:before="60" w:after="20"/>
+        <w:pBdr>
+          <w:bottom w:val="single" w:sz="6" w:space="2" w:color="2f6b50"/>
+        </w:pBdr>
+      </w:pPr>
+      <w:r>
+        <w:rPr>
+          <w:b/>
+          <w:color w:val="2F6B50"/>
+          <w:sz w:val="23"/>
+        </w:rPr>
+        <w:t>项目经历</w:t>
+      </w:r>
+    </w:p>
+    <w:p>
+      <w:pPr>
+        <w:spacing w:after="0"/>
+      </w:pPr>
+      <w:r>
+        <w:rPr>
+          <w:b/>
+          <w:sz w:val="21"/>
+        </w:rPr>
+        <w:t>智能工厂能级提升 · 全流程可观测与指挥平台（数据产品 / 产业研究）</w:t>
+      </w:r>
+    </w:p>
+    <w:p>
+      <w:pPr>
+        <w:spacing w:after="20"/>
+      </w:pPr>
+      <w:r>
+        <w:rPr>
+          <w:color w:val="888888"/>
+          <w:sz w:val="18"/>
+        </w:rPr>
+        <w:t>2026.07 – 至今</w:t>
+      </w:r>
+    </w:p>
+    <w:p>
+      <w:pPr>
+        <w:spacing w:after="20" w:line="264" w:lineRule="auto"/>
+      </w:pPr>
+      <w:r>
+        <w:rPr>
+          <w:b/>
+          <w:color w:val="888888"/>
+          <w:sz w:val="19"/>
+        </w:rPr>
+        <w:t xml:space="preserve">· </w:t>
+      </w:r>
+      <w:r>
+        <w:rPr>
+          <w:sz w:val="19"/>
+        </w:rPr>
+        <w:t>平台构建：围绕 2026 版《智能工厂梯度培育要素条件》与制造业智能化专项资金评审逻辑，构建「全流程可观测指挥平台」——大屏看板（10 屏：总控驾驶舱 / 设备 OEE / 质量一次合格 / 生产进度·订单 / 物流·物料 / 能耗·安环 / 人员·班组 / 异常 Andon / 数字孪生平面图 / 视频监控），并整合「申报—诊断—建设—验收—整改」五阶段可交互「全链路表」。</w:t>
+      </w:r>
+    </w:p>
+    <w:p>
+      <w:pPr>
+        <w:spacing w:after="20" w:line="264" w:lineRule="auto"/>
+      </w:pPr>
+      <w:r>
+        <w:rPr>
+          <w:b/>
+          <w:color w:val="888888"/>
+          <w:sz w:val="19"/>
+        </w:rPr>
+        <w:t xml:space="preserve">· </w:t>
+      </w:r>
+      <w:r>
+        <w:rPr>
+          <w:sz w:val="19"/>
+        </w:rPr>
+        <w:t>技术实现：前端原生 HTML/CSS/JS 单页应用，后端 MES 适配器（mes_adapter.py + integration.json + server.py）对接生产数据，集成 RTSP 视频监控网关与数字孪生产线平面图；结构化数据底座含 TIERS 4 级能级梯度 / AREAS 5 大建设环节 / KPI_REF 22 项绩效指标 / CHAIN 5 阶段流程 / CASES 9 行业标杆 / ISSUES 6 类评审共性问题，量化指标均取自会议材料原文，无法核定的以「见审计报告」标注。</w:t>
+      </w:r>
+    </w:p>
+    <w:p>
+      <w:pPr>
+        <w:spacing w:after="20" w:line="264" w:lineRule="auto"/>
+      </w:pPr>
+      <w:r>
+        <w:rPr>
+          <w:b/>
+          <w:color w:val="888888"/>
+          <w:sz w:val="19"/>
+        </w:rPr>
+        <w:t xml:space="preserve">· </w:t>
+      </w:r>
+      <w:r>
+        <w:rPr>
+          <w:sz w:val="19"/>
+        </w:rPr>
+        <w:t>运行机制：以「梯度培育要素条件 + 五大环节 + 22 项 KPI」为框架，实现能级梯度对比、全链路流程导航、企业案例库检索（和元生物 / hiFleet / 某车企 / 中船动力等 9 家），支持按梯度 / 行业 / 环节多维筛选，输出可复用诊断结论。</w:t>
+      </w:r>
+    </w:p>
+    <w:p>
+      <w:pPr>
+        <w:spacing w:after="20" w:line="264" w:lineRule="auto"/>
+      </w:pPr>
+      <w:r>
+        <w:rPr>
+          <w:b/>
+          <w:color w:val="888888"/>
+          <w:sz w:val="19"/>
+        </w:rPr>
+        <w:t xml:space="preserve">· </w:t>
+      </w:r>
+      <w:r>
+        <w:rPr>
+          <w:sz w:val="19"/>
+        </w:rPr>
+        <w:t>评审洞察：沉淀跨案例共性问题——预算/实际倒挂 20% 红线、一次合格率 vs 返修后合格率口径歧义、考核指标需 M 系统实时采集溯源等，形成智能工厂能级提升方法论与决策参考，已发布开源仓库并部署 GitHub Pages / CloudStudio 在线演示。</w:t>
+      </w:r>
+    </w:p>
+    <w:p>
+      <w:pPr>
+        <w:spacing w:after="20" w:line="264" w:lineRule="auto"/>
+      </w:pPr>
+      <w:r>
+        <w:rPr>
+          <w:b/>
+          <w:color w:val="888888"/>
+          <w:sz w:val="19"/>
+        </w:rPr>
+        <w:t xml:space="preserve">· </w:t>
+      </w:r>
+      <w:r>
+        <w:rPr>
+          <w:sz w:val="19"/>
+        </w:rPr>
+        <w:t>项目地址（3 个真实可访问）：GitHub 仓库 github.com/wzx11223344/smart-factory-dashboard ｜ 在线演示 wzx11223344.github.io/smart-factory-dashboard/ ｜ CloudStudio 一键部署 https://9b4a9004620c4d2b99481077cf6f4a94.gz5.agentos-app.net</w:t>
+      </w:r>
+    </w:p>
+    <w:p>
+      <w:pPr>
+        <w:spacing w:after="0"/>
+      </w:pPr>
+      <w:r>
+        <w:rPr>
+          <w:b/>
+          <w:sz w:val="21"/>
+        </w:rPr>
+        <w:t>经济文明推演引擎 · 复杂社会经济系统因果识别与情景推演平台（研究产品 / 宏观量化）</w:t>
+      </w:r>
+    </w:p>
+    <w:p>
+      <w:pPr>
+        <w:spacing w:after="20"/>
+      </w:pPr>
+      <w:r>
+        <w:rPr>
+          <w:color w:val="888888"/>
+          <w:sz w:val="18"/>
+        </w:rPr>
+        <w:t>2026.07 – 至今</w:t>
+      </w:r>
+    </w:p>
+    <w:p>
+      <w:pPr>
+        <w:spacing w:after="20" w:line="264" w:lineRule="auto"/>
+      </w:pPr>
+      <w:r>
+        <w:rPr>
+          <w:b/>
+          <w:color w:val="888888"/>
+          <w:sz w:val="19"/>
+        </w:rPr>
+        <w:t xml:space="preserve">· </w:t>
+      </w:r>
+      <w:r>
+        <w:rPr>
+          <w:sz w:val="19"/>
+        </w:rPr>
+        <w:t>项目定位：面向「复杂经济系统可计算化」的宏观经济研究沙盘——以因果推断为内核，将「识别→估计→传导→推演→验证」串成可复用研究链路，服务于政策效应评估与情景研判。</w:t>
+      </w:r>
+    </w:p>
+    <w:p>
+      <w:pPr>
+        <w:spacing w:after="20" w:line="264" w:lineRule="auto"/>
+      </w:pPr>
+      <w:r>
+        <w:rPr>
+          <w:b/>
+          <w:color w:val="888888"/>
+          <w:sz w:val="19"/>
+        </w:rPr>
+        <w:t xml:space="preserve">· </w:t>
+      </w:r>
+      <w:r>
+        <w:rPr>
+          <w:sz w:val="19"/>
+        </w:rPr>
+        <w:t>平台构建：围绕“复杂经济系统的可计算化与可推演化”，构建「经济文明推演引擎」——可交互研究沙盘（6 屏：因果图谱 / 政策冲击反事实 / 产业传导网络 / 区域韧性监测 / 情景推演 / 知识引擎），并整合「识别—估计—传导—推演—验证」五阶段可交互「研究全链路表」。</w:t>
+      </w:r>
+    </w:p>
+    <w:p>
+      <w:pPr>
+        <w:spacing w:after="20" w:line="264" w:lineRule="auto"/>
+      </w:pPr>
+      <w:r>
+        <w:rPr>
+          <w:b/>
+          <w:color w:val="888888"/>
+          <w:sz w:val="19"/>
+        </w:rPr>
+        <w:t xml:space="preserve">· </w:t>
+      </w:r>
+      <w:r>
+        <w:rPr>
+          <w:sz w:val="19"/>
+        </w:rPr>
+        <w:t>技术实现：前端原生 HTML/CSS/JS 单页应用，后端宏观数据适配器（macro_adapter.py + ontology.json + server.py）对接多源宏观数据（WB / FRED / 国家统计局 / Wind / CEIC），集成计量—因果混合引擎（pyconometrics + causal-inference-ml）；结构化数据底座含 CAUSES 7 类识别策略 / CHANNELS 4 类传导机制 / SHOCKS 9 类外生冲击 / INDICATORS 三级指标体系 / POLICIES 反事实政策库 / LITERATURE 方法论库，量化指标均取自权威数据源，无法核定的以「见原始统计」标注。</w:t>
+      </w:r>
+    </w:p>
+    <w:p>
+      <w:pPr>
+        <w:spacing w:after="20" w:line="264" w:lineRule="auto"/>
+      </w:pPr>
+      <w:r>
+        <w:rPr>
+          <w:b/>
+          <w:color w:val="888888"/>
+          <w:sz w:val="19"/>
+        </w:rPr>
+        <w:t xml:space="preserve">· </w:t>
+      </w:r>
+      <w:r>
+        <w:rPr>
+          <w:sz w:val="19"/>
+        </w:rPr>
+        <w:t>运行机制：以「因果识别 + 系统传导 + 情景推演」为框架，实现政策效应反事实估计、产业冲击传导仿真、区域韧性动态监测，支持按区域 / 行业 / 政策类型多维筛选，输出可复用的研究结论与政策备忘录。</w:t>
+      </w:r>
+    </w:p>
+    <w:p>
+      <w:pPr>
+        <w:spacing w:after="20" w:line="264" w:lineRule="auto"/>
+      </w:pPr>
+      <w:r>
+        <w:rPr>
+          <w:b/>
+          <w:color w:val="888888"/>
+          <w:sz w:val="19"/>
+        </w:rPr>
+        <w:t xml:space="preserve">· </w:t>
+      </w:r>
+      <w:r>
+        <w:rPr>
+          <w:sz w:val="19"/>
+        </w:rPr>
+        <w:t>评审洞察：沉淀跨情景共性问题——相关非因果的误判红线、识别策略需外生变异支撑、传导机制的时滞与异质性、政策评估需控制混淆与选择性偏差等，形成「用因果推断解码经济规律」的方法论与决策参考，已发布开源仓库并部署 GitHub Pages 在线演示。</w:t>
+      </w:r>
+    </w:p>
+    <w:p>
+      <w:pPr>
+        <w:spacing w:after="20" w:line="264" w:lineRule="auto"/>
+      </w:pPr>
+      <w:r>
+        <w:rPr>
+          <w:b/>
+          <w:color w:val="888888"/>
+          <w:sz w:val="19"/>
+        </w:rPr>
+        <w:t xml:space="preserve">· </w:t>
+      </w:r>
+      <w:r>
+        <w:rPr>
+          <w:sz w:val="19"/>
+        </w:rPr>
+        <w:t>项目地址（2 个真实可访问）：开源仓库 github.com/wzx11223344/econ-civilization-engine ｜ 在线演示 wzx11223344.github.io/econ-civilization-engine/</w:t>
       </w:r>
     </w:p>
     <w:p>
@@ -572,7 +926,7 @@
           <w:color w:val="444444"/>
           <w:sz w:val="19"/>
         </w:rPr>
-        <w:t xml:space="preserve"> 开源 80+ 经济与数据科学项目（P</w:t>
+        <w:t xml:space="preserve"> 开源 100+ 经济与数据科学项目（P</w:t>
       </w:r>
       <w:r>
         <w:rPr>
@@ -828,59 +1182,11 @@
         <w:rPr>
           <w:sz w:val="19"/>
         </w:rPr>
-        <w:t>经济学本科（前 30%），持初级会计职称及基金 / 银行从业资格；国盛证券分析助理期间参与 3 份行业报告撰写并搭建门店数据动态监测系统，具备基础的财务报表分析与经营数据分析能力，可辅助业务研判与财务核算。</w:t>
+        <w:t>经济学本科（前 30%），持初级会计职称及基金 / 银行从业资格；国盛证券分析助理期间独立完成 3 份行业报告并搭建门店数据动态监测系统，具备财务报表分析与经营数据分析能力，可基于数据支撑业务研判与财务核算。</w:t>
       </w:r>
     </w:p>
-    <w:p>
-      <w:pPr>
-        <w:spacing w:before="60" w:after="20"/>
-        <w:pBdr>
-          <w:bottom w:val="single" w:sz="6" w:space="2" w:color="2f6b50"/>
-        </w:pBdr>
-      </w:pPr>
-      <w:r>
-        <w:rPr>
-          <w:b/>
-          <w:color w:val="2F6B50"/>
-          <w:sz w:val="23"/>
-        </w:rPr>
-        <w:t>作品集</w:t>
-      </w:r>
-    </w:p>
-    <w:p>
-      <w:pPr>
-        <w:spacing w:after="20"/>
-      </w:pPr>
-      <w:r>
-        <w:rPr>
-          <w:sz w:val="19"/>
-        </w:rPr>
-        <w:t>交互式作品集（GitHub Pages·6 岗定制）：含杜邦分析、异常交易检测、期权微笑、RFM 用户分层、神经网络训练、K-Means 聚类等真实业务场景的可交互图表，代码全开源；点右上二维码或下方「作品集🔗」看本岗专属交互版。</w:t>
-      </w:r>
-    </w:p>
-    <w:p>
-      <w:pPr>
-        <w:spacing w:after="40"/>
-      </w:pPr>
-      <w:r>
-        <w:rPr>
-          <w:color w:val="666666"/>
-          <w:sz w:val="19"/>
-        </w:rPr>
-        <w:t>查看本岗交互版：</w:t>
-      </w:r>
-      <w:hyperlink r:id="rId12">
-        <w:r>
-          <w:rPr>
-            <w:color w:val="2F6B50"/>
-            <w:sz w:val="19"/>
-          </w:rPr>
-          <w:t>wzx11223344.github.io/portfolio-demo/positions/finance.html</w:t>
-        </w:r>
-      </w:hyperlink>
-    </w:p>
     <w:sectPr>
-      <w:pgSz w:w="12240" w:h="15840"/>
+      <w:pgSz w:w="11906" w:h="16838"/>
       <w:pgMar w:top="680" w:right="850" w:bottom="680" w:left="850" w:header="720" w:footer="720" w:gutter="0"/>
       <w:cols w:space="720"/>
       <w:docGrid w:linePitch="360"/>
